--- a/docs/Photo_Downloader_Launch_Materials.docx
+++ b/docs/Photo_Downloader_Launch_Materials.docx
@@ -46,7 +46,7 @@
         <w:pStyle w:val="Heading2"/>
       </w:pPr>
       <w:r>
-        <w:t>Key Features (Available in Build 37)</w:t>
+        <w:t>Key Features (Available in Build 51)</w:t>
       </w:r>
     </w:p>
     <w:p>
@@ -145,6 +145,48 @@
       </w:r>
       <w:r>
         <w:t>Windows auto-detection for connected card readers with a built-in PowerShell-driven safe ejection routine.</w:t>
+      </w:r>
+    </w:p>
+    <w:p>
+      <w:pPr>
+        <w:pStyle w:val="ListBullet"/>
+      </w:pPr>
+      <w:r>
+        <w:rPr>
+          <w:b/>
+        </w:rPr>
+        <w:t xml:space="preserve">Sortable List View: </w:t>
+      </w:r>
+      <w:r>
+        <w:t xml:space="preserve">Column headings (file, captured, status, camera, destination); click one to sort.</w:t>
+      </w:r>
+    </w:p>
+    <w:p>
+      <w:pPr>
+        <w:pStyle w:val="ListBullet"/>
+      </w:pPr>
+      <w:r>
+        <w:rPr>
+          <w:b/>
+        </w:rPr>
+        <w:t xml:space="preserve">Safe Delete: </w:t>
+      </w:r>
+      <w:r>
+        <w:t xml:space="preserve">Files removed from the card go to the Recycle Bin (or a hidden trash folder on the card, default $trash.bin, with View Trash and Empty Trash menu items) instead of being erased.</w:t>
+      </w:r>
+    </w:p>
+    <w:p>
+      <w:pPr>
+        <w:pStyle w:val="ListBullet"/>
+      </w:pPr>
+      <w:r>
+        <w:rPr>
+          <w:b/>
+        </w:rPr>
+        <w:t xml:space="preserve">Verified Copy &amp; Backup: </w:t>
+      </w:r>
+      <w:r>
+        <w:t xml:space="preserve">Every copy is read back and checksum-compared, with one automatic retry; an optional second copy goes to a backup folder, and files whose backup failed are never offered for deletion.</w:t>
       </w:r>
     </w:p>
     <w:p>
@@ -256,12 +298,12 @@
     </w:p>
     <w:p>
       <w:r>
-        <w:t>It is currently in Alpha (Build 37), and I’m looking for photographers shooting various camera systems to put the file-parsing engine through its paces.</w:t>
+        <w:t>It is currently in Alpha (Build 51), and I’m looking for photographers shooting various camera systems to put the file-parsing engine through its paces.</w:t>
       </w:r>
     </w:p>
     <w:p>
       <w:r>
-        <w:t>What it does right now (Build 37):</w:t>
+        <w:t>What it does right now (Build 51):</w:t>
       </w:r>
     </w:p>
     <w:p>
@@ -332,6 +374,20 @@
       </w:r>
       <w:r>
         <w:t>Leverages the largest embedded JPEGs inside RAW files to populate a fast-scrolling thumbnail grid.</w:t>
+      </w:r>
+    </w:p>
+    <w:p>
+      <w:pPr>
+        <w:pStyle w:val="ListBullet"/>
+      </w:pPr>
+      <w:r>
+        <w:rPr>
+          <w:b/>
+        </w:rPr>
+        <w:t xml:space="preserve">Verified Copy &amp; Backup: </w:t>
+      </w:r>
+      <w:r>
+        <w:t xml:space="preserve">Reads every copy back and compares checksums, retries once, and can write a second copy to a backup folder.</w:t>
       </w:r>
     </w:p>
     <w:p>
@@ -418,7 +474,7 @@
         <w:rPr>
           <w:i/>
         </w:rPr>
-        <w:t>"I’m currently running an alpha test for Photo Downloader, a native, open-source desktop app built in Lazarus and Free Pascal that serves as a lightweight, free alternative to paid, subscription-based ingest software. Designed specifically for high-volume photographers, it bypasses heavy modern app frameworks to offer instant, local execution. Build 37 automatically scans card readers, detects duplicates by comparing file size and camera signatures, handles token-based metadata renaming, and automatically generates XMP sidecars. It’s completely free, licensed under the GNU GPL v3, and I'm actively looking for alpha testers to help stress-test our native RAW preview and metadata engine."</w:t>
+        <w:t>"I’m currently running an alpha test for Photo Downloader, a native, open-source desktop app built in Lazarus and Free Pascal that serves as a lightweight, free alternative to paid, subscription-based ingest software. Designed specifically for high-volume photographers, it bypasses heavy modern app frameworks to offer instant, local execution. Build 51 automatically scans card readers, detects duplicates by comparing file size and camera signatures, handles token-based metadata renaming, and automatically generates XMP sidecars. It’s completely free, licensed under the GNU GPL v3, and I'm actively looking for alpha testers to help stress-test our native RAW preview and metadata engine."</w:t>
       </w:r>
     </w:p>
     <w:sectPr>

--- a/docs/Photo_Downloader_Launch_Materials.docx
+++ b/docs/Photo_Downloader_Launch_Materials.docx
@@ -74,7 +74,7 @@
         <w:t xml:space="preserve">Extensive Format Support: </w:t>
       </w:r>
       <w:r>
-        <w:t>Ingestion, thumbnails and camera data for JPEG, PNG, BMP, TIFF, DNG and RAW files with embedded previews (NEF, NRW, CR2, CR3, CRW, ARW and others). HEIC (camera data, renaming and picture previews all work out of the box). Adobe Lightroom preview files (.lrprev) can be viewed. Video (MP4, MOV, LRV; each its own filter) and audio (MP3) files are listed, dated from the movie header and copied, with real video thumbnails from the system when available, a play-symbol or music-note tile otherwise, and double-click to play in your default player.</w:t>
+        <w:t>Ingestion, thumbnails and camera data for JPEG, PNG, BMP, TIFF, DNG and RAW files with embedded previews (NEF, NRW, CR2, CR3, CRW, ARW and others). HEIC (camera data, renaming and picture previews all work out of the box). Adobe Lightroom preview files (.lrprev) can be viewed and downloaded as .jpg; when the Lightroom catalog is next to them, the original file name, capture date and camera are read from it (needs the SQLite library, see Tech Stack). Video (MP4, MOV, LRV; each its own filter) and audio (MP3) files are listed, dated from the movie header and copied, with real video thumbnails from the system when available, a play-symbol or music-note tile otherwise, and double-click to play in your default player.</w:t>
       </w:r>
     </w:p>
     <w:p>
@@ -236,6 +236,20 @@
         <w:t>Platform: 64-bit program. 32-bit builds are not provided at this time; if you need one, request it through the GitHub testing process (open an issue) or the online testing form. Windows may show "Windows protected your PC" with "Unknown publisher" because the free file is not code-signed: click More info, then Run anyway (if there is no such button, right-click the downloaded file, choose Properties and tick Unblock).</w:t>
       </w:r>
       <w:r/>
+    </w:p>
+    <w:p>
+      <w:pPr>
+        <w:pStyle w:val="ListBullet"/>
+      </w:pPr>
+      <w:r>
+        <w:rPr>
+          <w:b/>
+        </w:rPr>
+        <w:t xml:space="preserve">External library (optional): </w:t>
+      </w:r>
+      <w:r>
+        <w:t>Reading Lightroom catalogs for .lrprev files uses the SQLite library of the system, loaded only when needed: winsqlite3.dll is part of Windows 10 and 11 (on older Windows put the 64-bit sqlite3.dll from sqlite.org next to PhotoDownloader.exe), libsqlite3 on Linux (usually installed). Everything else works without it.</w:t>
+      </w:r>
     </w:p>
     <w:p>
       <w:pPr>

--- a/docs/Photo_Downloader_Launch_Materials.docx
+++ b/docs/Photo_Downloader_Launch_Materials.docx
@@ -88,7 +88,7 @@
         <w:t xml:space="preserve">Advanced Token-Based Renaming: </w:t>
       </w:r>
       <w:r>
-        <w:t>Dynamically rename files using a highly customizable token engine based on precise EXIF temporal data, camera models, and sequential counters.</w:t>
+        <w:t>Dynamically rename files using a highly customizable token engine based on precise EXIF temporal data, camera models, file extensions, and sequential counters; the same tokens build both the folder structure and the file names.</w:t>
       </w:r>
     </w:p>
     <w:p>
@@ -345,7 +345,7 @@
         <w:t xml:space="preserve">Advanced Token Renaming: </w:t>
       </w:r>
       <w:r>
-        <w:t>Uses dynamic metadata tokens to reconstruct file names on the fly based on shot time, camera body mapping, job codes, and sequence counters.</w:t>
+        <w:t>Uses dynamic metadata tokens to reconstruct file names on the fly based on shot time, camera body mapping, job codes, file extensions, and sequence counters, for folder and file names alike.</w:t>
       </w:r>
     </w:p>
     <w:p>

--- a/docs/Photo_Downloader_Launch_Materials.docx
+++ b/docs/Photo_Downloader_Launch_Materials.docx
@@ -23,7 +23,7 @@
         <w:rPr>
           <w:b/>
         </w:rPr>
-        <w:t>Photo Downloader v0.1.1.1-alpha</w:t>
+        <w:t>Photo Downloader v0.1.2-alpha</w:t>
       </w:r>
     </w:p>
     <w:p>
@@ -46,7 +46,7 @@
         <w:pStyle w:val="Heading2"/>
       </w:pPr>
       <w:r>
-        <w:t>Key Features (Available in version 0.1.1.1)</w:t>
+        <w:t>Key Features (Available in version 0.1.2)</w:t>
       </w:r>
     </w:p>
     <w:p>
@@ -312,12 +312,12 @@
     </w:p>
     <w:p>
       <w:r>
-        <w:t>It is currently in Alpha (version 0.1.1.1), and I’m looking for photographers shooting various camera systems to put the file-parsing engine through its paces.</w:t>
+        <w:t>It is currently in Alpha (version 0.1.2), and I’m looking for photographers shooting various camera systems to put the file-parsing engine through its paces.</w:t>
       </w:r>
     </w:p>
     <w:p>
       <w:r>
-        <w:t>What it does right now (version 0.1.1.1):</w:t>
+        <w:t>What it does right now (version 0.1.2):</w:t>
       </w:r>
     </w:p>
     <w:p>
@@ -488,7 +488,7 @@
         <w:rPr>
           <w:i/>
         </w:rPr>
-        <w:t>"I’m currently running an alpha test for Photo Downloader, a native, open-source desktop app built in Lazarus and Free Pascal that serves as a lightweight, free alternative to paid, subscription-based ingest software. Designed specifically for high-volume photographers, it bypasses heavy modern app frameworks to offer instant, local execution. version 0.1.1.1 automatically scans card readers, detects duplicates by comparing file size and camera signatures, handles token-based metadata renaming, and automatically generates XMP sidecars. It’s completely free, licensed under the GNU GPL v3, and I'm actively looking for alpha testers to help stress-test our native RAW preview and metadata engine."</w:t>
+        <w:t>"I’m currently running an alpha test for Photo Downloader, a native, open-source desktop app built in Lazarus and Free Pascal that serves as a lightweight, free alternative to paid, subscription-based ingest software. Designed specifically for high-volume photographers, it bypasses heavy modern app frameworks to offer instant, local execution. version 0.1.2 automatically scans card readers, detects duplicates by comparing file size and camera signatures, handles token-based metadata renaming, and automatically generates XMP sidecars. It’s completely free, licensed under the GNU GPL v3, and I'm actively looking for alpha testers to help stress-test our native RAW preview and metadata engine."</w:t>
       </w:r>
     </w:p>
     <w:sectPr>

--- a/docs/Photo_Downloader_Launch_Materials.docx
+++ b/docs/Photo_Downloader_Launch_Materials.docx
@@ -23,7 +23,7 @@
         <w:rPr>
           <w:b/>
         </w:rPr>
-        <w:t>Photo Downloader v0.1.2-alpha</w:t>
+        <w:t>Photo Downloader v0.1.3-alpha</w:t>
       </w:r>
     </w:p>
     <w:p>
@@ -46,7 +46,7 @@
         <w:pStyle w:val="Heading2"/>
       </w:pPr>
       <w:r>
-        <w:t>Key Features (Available in version 0.1.2)</w:t>
+        <w:t>Key Features (Available in version 0.1.3)</w:t>
       </w:r>
     </w:p>
     <w:p>
@@ -312,12 +312,12 @@
     </w:p>
     <w:p>
       <w:r>
-        <w:t>It is currently in Alpha (version 0.1.2), and I’m looking for photographers shooting various camera systems to put the file-parsing engine through its paces.</w:t>
+        <w:t>It is currently in Alpha (version 0.1.3), and I’m looking for photographers shooting various camera systems to put the file-parsing engine through its paces.</w:t>
       </w:r>
     </w:p>
     <w:p>
       <w:r>
-        <w:t>What it does right now (version 0.1.2):</w:t>
+        <w:t>What it does right now (version 0.1.3):</w:t>
       </w:r>
     </w:p>
     <w:p>
@@ -488,7 +488,7 @@
         <w:rPr>
           <w:i/>
         </w:rPr>
-        <w:t>"I’m currently running an alpha test for Photo Downloader, a native, open-source desktop app built in Lazarus and Free Pascal that serves as a lightweight, free alternative to paid, subscription-based ingest software. Designed specifically for high-volume photographers, it bypasses heavy modern app frameworks to offer instant, local execution. version 0.1.2 automatically scans card readers, detects duplicates by comparing file size and camera signatures, handles token-based metadata renaming, and automatically generates XMP sidecars. It’s completely free, licensed under the GNU GPL v3, and I'm actively looking for alpha testers to help stress-test our native RAW preview and metadata engine."</w:t>
+        <w:t>"I’m currently running an alpha test for Photo Downloader, a native, open-source desktop app built in Lazarus and Free Pascal that serves as a lightweight, free alternative to paid, subscription-based ingest software. Designed specifically for high-volume photographers, it bypasses heavy modern app frameworks to offer instant, local execution. version 0.1.3 automatically scans card readers, detects duplicates by comparing file size and camera signatures, handles token-based metadata renaming, and automatically generates XMP sidecars. It’s completely free, licensed under the GNU GPL v3, and I'm actively looking for alpha testers to help stress-test our native RAW preview and metadata engine."</w:t>
       </w:r>
     </w:p>
     <w:sectPr>

--- a/docs/Photo_Downloader_Launch_Materials.docx
+++ b/docs/Photo_Downloader_Launch_Materials.docx
@@ -23,7 +23,7 @@
         <w:rPr>
           <w:b/>
         </w:rPr>
-        <w:t>Photo Downloader v0.1.3-alpha</w:t>
+        <w:t>Photo Downloader v0.1.4-alpha</w:t>
       </w:r>
     </w:p>
     <w:p>
@@ -46,7 +46,7 @@
         <w:pStyle w:val="Heading2"/>
       </w:pPr>
       <w:r>
-        <w:t>Key Features (Available in version 0.1.3)</w:t>
+        <w:t>Key Features (Available in version 0.1.4)</w:t>
       </w:r>
     </w:p>
     <w:p>
@@ -312,12 +312,12 @@
     </w:p>
     <w:p>
       <w:r>
-        <w:t>It is currently in Alpha (version 0.1.3), and I’m looking for photographers shooting various camera systems to put the file-parsing engine through its paces.</w:t>
+        <w:t>It is currently in Alpha (version 0.1.4), and I’m looking for photographers shooting various camera systems to put the file-parsing engine through its paces.</w:t>
       </w:r>
     </w:p>
     <w:p>
       <w:r>
-        <w:t>What it does right now (version 0.1.3):</w:t>
+        <w:t>What it does right now (version 0.1.4):</w:t>
       </w:r>
     </w:p>
     <w:p>
@@ -488,7 +488,7 @@
         <w:rPr>
           <w:i/>
         </w:rPr>
-        <w:t>"I’m currently running an alpha test for Photo Downloader, a native, open-source desktop app built in Lazarus and Free Pascal that serves as a lightweight, free alternative to paid, subscription-based ingest software. Designed specifically for high-volume photographers, it bypasses heavy modern app frameworks to offer instant, local execution. version 0.1.3 automatically scans card readers, detects duplicates by comparing file size and camera signatures, handles token-based metadata renaming, and automatically generates XMP sidecars. It’s completely free, licensed under the GNU GPL v3, and I'm actively looking for alpha testers to help stress-test our native RAW preview and metadata engine."</w:t>
+        <w:t>"I’m currently running an alpha test for Photo Downloader, a native, open-source desktop app built in Lazarus and Free Pascal that serves as a lightweight, free alternative to paid, subscription-based ingest software. Designed specifically for high-volume photographers, it bypasses heavy modern app frameworks to offer instant, local execution. version 0.1.4 automatically scans card readers, detects duplicates by comparing file size and camera signatures, handles token-based metadata renaming, and automatically generates XMP sidecars. It’s completely free, licensed under the GNU GPL v3, and I'm actively looking for alpha testers to help stress-test our native RAW preview and metadata engine."</w:t>
       </w:r>
     </w:p>
     <w:sectPr>
